--- a/templates/modelo_atividade.docx
+++ b/templates/modelo_atividade.docx
@@ -129,12 +129,20 @@
           <w:u w:val="single"/>
         </w:rPr>
       </w:pPr>
+      <w:r/>
       <w:r>
         <w:rPr>
-          <w:sz w:val="28"/>
-          <w:szCs w:val="28"/>
+          <w:b/>
+          <w:sz w:val="24"/>
         </w:rPr>
-        <w:t xml:space="preserve">Nome da Unidade Curricular: </w:t>
+        <w:t xml:space="preserve">- Curso: </w:t>
+      </w:r>
+      <w:r>
+        <w:rPr>
+          <w:b w:val="0"/>
+          <w:sz w:val="24"/>
+        </w:rPr>
+        <w:t>{{curso}}</w:t>
       </w:r>
     </w:p>
     <w:p>
@@ -150,14 +158,20 @@
           <w:szCs w:val="28"/>
         </w:rPr>
       </w:pPr>
+      <w:r/>
+      <w:r>
+        <w:rPr>
+          <w:b/>
+          <w:sz w:val="24"/>
+        </w:rPr>
+        <w:t xml:space="preserve">- Unidade Curricular: </w:t>
+      </w:r>
       <w:r>
         <w:rPr>
           <w:b w:val="0"/>
-          <w:bCs w:val="0"/>
-          <w:sz w:val="28"/>
-          <w:szCs w:val="28"/>
+          <w:sz w:val="24"/>
         </w:rPr>
-        <w:t>{{subtitulo}}</w:t>
+        <w:t>{{unidade_curricular}}</w:t>
       </w:r>
     </w:p>
     <w:p>
@@ -171,6 +185,21 @@
           <w:szCs w:val="28"/>
         </w:rPr>
       </w:pPr>
+      <w:r/>
+      <w:r>
+        <w:rPr>
+          <w:b/>
+          <w:sz w:val="24"/>
+        </w:rPr>
+        <w:t xml:space="preserve">- Aula / Encontro: </w:t>
+      </w:r>
+      <w:r>
+        <w:rPr>
+          <w:b w:val="0"/>
+          <w:sz w:val="24"/>
+        </w:rPr>
+        <w:t>{{aula_encontro}}</w:t>
+      </w:r>
     </w:p>
     <w:p>
       <w:pPr>
@@ -183,6 +212,21 @@
           <w:szCs w:val="28"/>
         </w:rPr>
       </w:pPr>
+      <w:r/>
+      <w:r>
+        <w:rPr>
+          <w:b/>
+          <w:sz w:val="24"/>
+        </w:rPr>
+        <w:t xml:space="preserve">- Nível Cognitivo (Taxonomia de Bloom): </w:t>
+      </w:r>
+      <w:r>
+        <w:rPr>
+          <w:b w:val="0"/>
+          <w:sz w:val="24"/>
+        </w:rPr>
+        <w:t>{{nivel_bloom}}</w:t>
+      </w:r>
     </w:p>
     <w:p>
       <w:pPr>
